--- a/manuscript_ckj_submission.docx
+++ b/manuscript_ckj_submission.docx
@@ -11120,7 +11120,7 @@
           <w:i w:val="0"/>
           <w:sz w:val="24"/>
         </w:rPr>
-        <w:t>Dengke Wu https://orcid.org/0009-0008-1363-9621</w:t>
+        <w:t>Dengke Wu https://orcid.org/0000-0003-4101-8461</w:t>
       </w:r>
     </w:p>
     <w:p>
